--- a/BLOCO3__ENSAIO.docx
+++ b/BLOCO3__ENSAIO.docx
@@ -5,7 +5,7 @@
     <w:p>
       <w:pPr>
         <w:keepNext/>
-        <w:spacing w:after="360"/>
+        <w:spacing w:after="340"/>
       </w:pPr>
       <w:r>
         <w:rPr>
@@ -22,11 +22,12 @@
       <w:pPr>
         <w:keepNext w:val="false"/>
         <w:keepLines/>
-        <w:spacing w:after="160"/>
-      </w:pPr>
-      <w:r>
-        <w:rPr>
-          <w:rFonts w:ascii="Calibri" w:cs="Calibri" w:eastAsia="Calibri" w:hAnsi="Calibri"/>
+        <w:spacing w:after="140"/>
+      </w:pPr>
+      <w:r>
+        <w:rPr>
+          <w:rFonts w:ascii="Calibri" w:cs="Calibri" w:eastAsia="Calibri" w:hAnsi="Calibri"/>
+          <w:color w:val="000000"/>
           <w:sz w:val="24"/>
           <w:szCs w:val="24"/>
         </w:rPr>
@@ -37,11 +38,12 @@
       <w:pPr>
         <w:keepNext/>
         <w:keepLines/>
-        <w:spacing w:after="160"/>
-      </w:pPr>
-      <w:r>
-        <w:rPr>
-          <w:rFonts w:ascii="Calibri" w:cs="Calibri" w:eastAsia="Calibri" w:hAnsi="Calibri"/>
+        <w:spacing w:after="140"/>
+      </w:pPr>
+      <w:r>
+        <w:rPr>
+          <w:rFonts w:ascii="Calibri" w:cs="Calibri" w:eastAsia="Calibri" w:hAnsi="Calibri"/>
+          <w:color w:val="000000"/>
           <w:sz w:val="24"/>
           <w:szCs w:val="24"/>
         </w:rPr>
@@ -52,7 +54,7 @@
       <w:pPr>
         <w:keepNext/>
         <w:keepLines/>
-        <w:spacing w:after="100" w:before="80"/>
+        <w:spacing w:after="80" w:before="60"/>
       </w:pPr>
       <w:r>
         <w:rPr>
@@ -68,9 +70,10 @@
     </w:p>
     <w:p>
       <w:pPr>
-        <w:keepLines/>
-        <w:spacing w:after="160" w:before="80"/>
-        <w:ind w:left="480"/>
+        <w:keepNext w:val="false"/>
+        <w:keepLines/>
+        <w:spacing w:after="140"/>
+        <w:ind w:left="400"/>
       </w:pPr>
       <w:r>
         <w:rPr>
@@ -88,7 +91,7 @@
       <w:pPr>
         <w:keepNext/>
         <w:keepLines/>
-        <w:spacing w:after="100" w:before="80"/>
+        <w:spacing w:after="80" w:before="60"/>
       </w:pPr>
       <w:r>
         <w:rPr>
@@ -106,11 +109,12 @@
       <w:pPr>
         <w:keepNext w:val="false"/>
         <w:keepLines/>
-        <w:spacing w:after="160"/>
-      </w:pPr>
-      <w:r>
-        <w:rPr>
-          <w:rFonts w:ascii="Calibri" w:cs="Calibri" w:eastAsia="Calibri" w:hAnsi="Calibri"/>
+        <w:spacing w:after="140"/>
+      </w:pPr>
+      <w:r>
+        <w:rPr>
+          <w:rFonts w:ascii="Calibri" w:cs="Calibri" w:eastAsia="Calibri" w:hAnsi="Calibri"/>
+          <w:color w:val="000000"/>
           <w:sz w:val="24"/>
           <w:szCs w:val="24"/>
         </w:rPr>
@@ -121,11 +125,12 @@
       <w:pPr>
         <w:keepNext w:val="false"/>
         <w:keepLines/>
-        <w:spacing w:after="160"/>
-      </w:pPr>
-      <w:r>
-        <w:rPr>
-          <w:rFonts w:ascii="Calibri" w:cs="Calibri" w:eastAsia="Calibri" w:hAnsi="Calibri"/>
+        <w:spacing w:after="140"/>
+      </w:pPr>
+      <w:r>
+        <w:rPr>
+          <w:rFonts w:ascii="Calibri" w:cs="Calibri" w:eastAsia="Calibri" w:hAnsi="Calibri"/>
+          <w:color w:val="000000"/>
           <w:sz w:val="24"/>
           <w:szCs w:val="24"/>
         </w:rPr>
@@ -136,11 +141,12 @@
       <w:pPr>
         <w:keepNext w:val="false"/>
         <w:keepLines/>
-        <w:spacing w:after="160"/>
-      </w:pPr>
-      <w:r>
-        <w:rPr>
-          <w:rFonts w:ascii="Calibri" w:cs="Calibri" w:eastAsia="Calibri" w:hAnsi="Calibri"/>
+        <w:spacing w:after="140"/>
+      </w:pPr>
+      <w:r>
+        <w:rPr>
+          <w:rFonts w:ascii="Calibri" w:cs="Calibri" w:eastAsia="Calibri" w:hAnsi="Calibri"/>
+          <w:color w:val="000000"/>
           <w:sz w:val="24"/>
           <w:szCs w:val="24"/>
         </w:rPr>
@@ -151,7 +157,7 @@
       <w:pPr>
         <w:keepNext/>
         <w:keepLines/>
-        <w:spacing w:after="100" w:before="80"/>
+        <w:spacing w:after="80" w:before="60"/>
       </w:pPr>
       <w:r>
         <w:rPr>
@@ -169,11 +175,12 @@
       <w:pPr>
         <w:keepNext w:val="false"/>
         <w:keepLines/>
-        <w:spacing w:after="160"/>
-      </w:pPr>
-      <w:r>
-        <w:rPr>
-          <w:rFonts w:ascii="Calibri" w:cs="Calibri" w:eastAsia="Calibri" w:hAnsi="Calibri"/>
+        <w:spacing w:after="140"/>
+      </w:pPr>
+      <w:r>
+        <w:rPr>
+          <w:rFonts w:ascii="Calibri" w:cs="Calibri" w:eastAsia="Calibri" w:hAnsi="Calibri"/>
+          <w:color w:val="000000"/>
           <w:sz w:val="24"/>
           <w:szCs w:val="24"/>
         </w:rPr>
@@ -184,11 +191,12 @@
       <w:pPr>
         <w:keepNext w:val="false"/>
         <w:keepLines/>
-        <w:spacing w:after="160"/>
-      </w:pPr>
-      <w:r>
-        <w:rPr>
-          <w:rFonts w:ascii="Calibri" w:cs="Calibri" w:eastAsia="Calibri" w:hAnsi="Calibri"/>
+        <w:spacing w:after="140"/>
+      </w:pPr>
+      <w:r>
+        <w:rPr>
+          <w:rFonts w:ascii="Calibri" w:cs="Calibri" w:eastAsia="Calibri" w:hAnsi="Calibri"/>
+          <w:color w:val="000000"/>
           <w:sz w:val="24"/>
           <w:szCs w:val="24"/>
         </w:rPr>
@@ -199,7 +207,7 @@
       <w:pPr>
         <w:keepNext/>
         <w:keepLines/>
-        <w:spacing w:after="100" w:before="80"/>
+        <w:spacing w:after="80" w:before="60"/>
       </w:pPr>
       <w:r>
         <w:rPr>
@@ -217,11 +225,12 @@
       <w:pPr>
         <w:keepNext w:val="false"/>
         <w:keepLines/>
-        <w:spacing w:after="160"/>
-      </w:pPr>
-      <w:r>
-        <w:rPr>
-          <w:rFonts w:ascii="Calibri" w:cs="Calibri" w:eastAsia="Calibri" w:hAnsi="Calibri"/>
+        <w:spacing w:after="140"/>
+      </w:pPr>
+      <w:r>
+        <w:rPr>
+          <w:rFonts w:ascii="Calibri" w:cs="Calibri" w:eastAsia="Calibri" w:hAnsi="Calibri"/>
+          <w:color w:val="000000"/>
           <w:sz w:val="24"/>
           <w:szCs w:val="24"/>
         </w:rPr>
@@ -232,11 +241,12 @@
       <w:pPr>
         <w:keepNext w:val="false"/>
         <w:keepLines/>
-        <w:spacing w:after="160"/>
-      </w:pPr>
-      <w:r>
-        <w:rPr>
-          <w:rFonts w:ascii="Calibri" w:cs="Calibri" w:eastAsia="Calibri" w:hAnsi="Calibri"/>
+        <w:spacing w:after="140"/>
+      </w:pPr>
+      <w:r>
+        <w:rPr>
+          <w:rFonts w:ascii="Calibri" w:cs="Calibri" w:eastAsia="Calibri" w:hAnsi="Calibri"/>
+          <w:color w:val="000000"/>
           <w:sz w:val="24"/>
           <w:szCs w:val="24"/>
         </w:rPr>
@@ -247,11 +257,12 @@
       <w:pPr>
         <w:keepNext w:val="false"/>
         <w:keepLines/>
-        <w:spacing w:after="160"/>
-      </w:pPr>
-      <w:r>
-        <w:rPr>
-          <w:rFonts w:ascii="Calibri" w:cs="Calibri" w:eastAsia="Calibri" w:hAnsi="Calibri"/>
+        <w:spacing w:after="140"/>
+      </w:pPr>
+      <w:r>
+        <w:rPr>
+          <w:rFonts w:ascii="Calibri" w:cs="Calibri" w:eastAsia="Calibri" w:hAnsi="Calibri"/>
+          <w:color w:val="000000"/>
           <w:sz w:val="24"/>
           <w:szCs w:val="24"/>
         </w:rPr>
@@ -262,11 +273,12 @@
       <w:pPr>
         <w:keepNext w:val="false"/>
         <w:keepLines/>
-        <w:spacing w:after="160"/>
-      </w:pPr>
-      <w:r>
-        <w:rPr>
-          <w:rFonts w:ascii="Calibri" w:cs="Calibri" w:eastAsia="Calibri" w:hAnsi="Calibri"/>
+        <w:spacing w:after="140"/>
+      </w:pPr>
+      <w:r>
+        <w:rPr>
+          <w:rFonts w:ascii="Calibri" w:cs="Calibri" w:eastAsia="Calibri" w:hAnsi="Calibri"/>
+          <w:color w:val="000000"/>
           <w:sz w:val="24"/>
           <w:szCs w:val="24"/>
         </w:rPr>
@@ -277,11 +289,12 @@
       <w:pPr>
         <w:keepNext w:val="false"/>
         <w:keepLines/>
-        <w:spacing w:after="160"/>
-      </w:pPr>
-      <w:r>
-        <w:rPr>
-          <w:rFonts w:ascii="Calibri" w:cs="Calibri" w:eastAsia="Calibri" w:hAnsi="Calibri"/>
+        <w:spacing w:after="140"/>
+      </w:pPr>
+      <w:r>
+        <w:rPr>
+          <w:rFonts w:ascii="Calibri" w:cs="Calibri" w:eastAsia="Calibri" w:hAnsi="Calibri"/>
+          <w:color w:val="000000"/>
           <w:sz w:val="24"/>
           <w:szCs w:val="24"/>
         </w:rPr>
@@ -292,7 +305,7 @@
       <w:pPr>
         <w:keepNext/>
         <w:keepLines/>
-        <w:spacing w:after="100" w:before="80"/>
+        <w:spacing w:after="80" w:before="60"/>
       </w:pPr>
       <w:r>
         <w:rPr>
@@ -310,11 +323,12 @@
       <w:pPr>
         <w:keepNext w:val="false"/>
         <w:keepLines/>
-        <w:spacing w:after="160"/>
-      </w:pPr>
-      <w:r>
-        <w:rPr>
-          <w:rFonts w:ascii="Calibri" w:cs="Calibri" w:eastAsia="Calibri" w:hAnsi="Calibri"/>
+        <w:spacing w:after="140"/>
+      </w:pPr>
+      <w:r>
+        <w:rPr>
+          <w:rFonts w:ascii="Calibri" w:cs="Calibri" w:eastAsia="Calibri" w:hAnsi="Calibri"/>
+          <w:color w:val="000000"/>
           <w:sz w:val="24"/>
           <w:szCs w:val="24"/>
         </w:rPr>
@@ -325,6 +339,7 @@
           <w:rFonts w:ascii="Calibri" w:cs="Calibri" w:eastAsia="Calibri" w:hAnsi="Calibri"/>
           <w:b/>
           <w:bCs/>
+          <w:color w:val="000000"/>
           <w:sz w:val="24"/>
           <w:szCs w:val="24"/>
         </w:rPr>
@@ -333,6 +348,7 @@
       <w:r>
         <w:rPr>
           <w:rFonts w:ascii="Calibri" w:cs="Calibri" w:eastAsia="Calibri" w:hAnsi="Calibri"/>
+          <w:color w:val="000000"/>
           <w:sz w:val="24"/>
           <w:szCs w:val="24"/>
         </w:rPr>
@@ -343,6 +359,7 @@
           <w:rFonts w:ascii="Calibri" w:cs="Calibri" w:eastAsia="Calibri" w:hAnsi="Calibri"/>
           <w:b/>
           <w:bCs/>
+          <w:color w:val="000000"/>
           <w:sz w:val="24"/>
           <w:szCs w:val="24"/>
         </w:rPr>
@@ -351,6 +368,7 @@
       <w:r>
         <w:rPr>
           <w:rFonts w:ascii="Calibri" w:cs="Calibri" w:eastAsia="Calibri" w:hAnsi="Calibri"/>
+          <w:color w:val="000000"/>
           <w:sz w:val="24"/>
           <w:szCs w:val="24"/>
         </w:rPr>
@@ -361,6 +379,7 @@
           <w:rFonts w:ascii="Calibri" w:cs="Calibri" w:eastAsia="Calibri" w:hAnsi="Calibri"/>
           <w:b/>
           <w:bCs/>
+          <w:color w:val="000000"/>
           <w:sz w:val="24"/>
           <w:szCs w:val="24"/>
         </w:rPr>
@@ -369,6 +388,7 @@
       <w:r>
         <w:rPr>
           <w:rFonts w:ascii="Calibri" w:cs="Calibri" w:eastAsia="Calibri" w:hAnsi="Calibri"/>
+          <w:color w:val="000000"/>
           <w:sz w:val="24"/>
           <w:szCs w:val="24"/>
         </w:rPr>
@@ -379,7 +399,7 @@
       <w:pPr>
         <w:keepNext/>
         <w:keepLines/>
-        <w:spacing w:after="100" w:before="80"/>
+        <w:spacing w:after="80" w:before="60"/>
       </w:pPr>
       <w:r>
         <w:rPr>
@@ -397,11 +417,12 @@
       <w:pPr>
         <w:keepNext w:val="false"/>
         <w:keepLines/>
-        <w:spacing w:after="160"/>
-      </w:pPr>
-      <w:r>
-        <w:rPr>
-          <w:rFonts w:ascii="Calibri" w:cs="Calibri" w:eastAsia="Calibri" w:hAnsi="Calibri"/>
+        <w:spacing w:after="140"/>
+      </w:pPr>
+      <w:r>
+        <w:rPr>
+          <w:rFonts w:ascii="Calibri" w:cs="Calibri" w:eastAsia="Calibri" w:hAnsi="Calibri"/>
+          <w:color w:val="000000"/>
           <w:sz w:val="24"/>
           <w:szCs w:val="24"/>
         </w:rPr>
@@ -412,6 +433,7 @@
           <w:rFonts w:ascii="Calibri" w:cs="Calibri" w:eastAsia="Calibri" w:hAnsi="Calibri"/>
           <w:b/>
           <w:bCs/>
+          <w:color w:val="000000"/>
           <w:sz w:val="24"/>
           <w:szCs w:val="24"/>
         </w:rPr>
@@ -420,6 +442,7 @@
       <w:r>
         <w:rPr>
           <w:rFonts w:ascii="Calibri" w:cs="Calibri" w:eastAsia="Calibri" w:hAnsi="Calibri"/>
+          <w:color w:val="000000"/>
           <w:sz w:val="24"/>
           <w:szCs w:val="24"/>
         </w:rPr>
@@ -430,7 +453,7 @@
       <w:pPr>
         <w:keepNext/>
         <w:keepLines/>
-        <w:spacing w:after="100" w:before="80"/>
+        <w:spacing w:after="80" w:before="60"/>
       </w:pPr>
       <w:r>
         <w:rPr>
@@ -448,11 +471,12 @@
       <w:pPr>
         <w:keepNext w:val="false"/>
         <w:keepLines/>
-        <w:spacing w:after="160"/>
-      </w:pPr>
-      <w:r>
-        <w:rPr>
-          <w:rFonts w:ascii="Calibri" w:cs="Calibri" w:eastAsia="Calibri" w:hAnsi="Calibri"/>
+        <w:spacing w:after="140"/>
+      </w:pPr>
+      <w:r>
+        <w:rPr>
+          <w:rFonts w:ascii="Calibri" w:cs="Calibri" w:eastAsia="Calibri" w:hAnsi="Calibri"/>
+          <w:color w:val="000000"/>
           <w:sz w:val="24"/>
           <w:szCs w:val="24"/>
         </w:rPr>
@@ -463,6 +487,7 @@
           <w:rFonts w:ascii="Calibri" w:cs="Calibri" w:eastAsia="Calibri" w:hAnsi="Calibri"/>
           <w:b/>
           <w:bCs/>
+          <w:color w:val="000000"/>
           <w:sz w:val="24"/>
           <w:szCs w:val="24"/>
         </w:rPr>
@@ -471,6 +496,7 @@
       <w:r>
         <w:rPr>
           <w:rFonts w:ascii="Calibri" w:cs="Calibri" w:eastAsia="Calibri" w:hAnsi="Calibri"/>
+          <w:color w:val="000000"/>
           <w:sz w:val="24"/>
           <w:szCs w:val="24"/>
         </w:rPr>
@@ -481,6 +507,7 @@
           <w:rFonts w:ascii="Calibri" w:cs="Calibri" w:eastAsia="Calibri" w:hAnsi="Calibri"/>
           <w:b/>
           <w:bCs/>
+          <w:color w:val="000000"/>
           <w:sz w:val="24"/>
           <w:szCs w:val="24"/>
         </w:rPr>
@@ -489,6 +516,7 @@
       <w:r>
         <w:rPr>
           <w:rFonts w:ascii="Calibri" w:cs="Calibri" w:eastAsia="Calibri" w:hAnsi="Calibri"/>
+          <w:color w:val="000000"/>
           <w:sz w:val="24"/>
           <w:szCs w:val="24"/>
         </w:rPr>
@@ -499,6 +527,7 @@
           <w:rFonts w:ascii="Calibri" w:cs="Calibri" w:eastAsia="Calibri" w:hAnsi="Calibri"/>
           <w:b/>
           <w:bCs/>
+          <w:color w:val="000000"/>
           <w:sz w:val="24"/>
           <w:szCs w:val="24"/>
         </w:rPr>
@@ -507,6 +536,7 @@
       <w:r>
         <w:rPr>
           <w:rFonts w:ascii="Calibri" w:cs="Calibri" w:eastAsia="Calibri" w:hAnsi="Calibri"/>
+          <w:color w:val="000000"/>
           <w:sz w:val="24"/>
           <w:szCs w:val="24"/>
         </w:rPr>
@@ -517,6 +547,7 @@
           <w:rFonts w:ascii="Calibri" w:cs="Calibri" w:eastAsia="Calibri" w:hAnsi="Calibri"/>
           <w:b/>
           <w:bCs/>
+          <w:color w:val="000000"/>
           <w:sz w:val="24"/>
           <w:szCs w:val="24"/>
         </w:rPr>
@@ -525,6 +556,7 @@
       <w:r>
         <w:rPr>
           <w:rFonts w:ascii="Calibri" w:cs="Calibri" w:eastAsia="Calibri" w:hAnsi="Calibri"/>
+          <w:color w:val="000000"/>
           <w:sz w:val="24"/>
           <w:szCs w:val="24"/>
         </w:rPr>
@@ -535,11 +567,12 @@
       <w:pPr>
         <w:keepNext w:val="false"/>
         <w:keepLines/>
-        <w:spacing w:after="160"/>
-      </w:pPr>
-      <w:r>
-        <w:rPr>
-          <w:rFonts w:ascii="Calibri" w:cs="Calibri" w:eastAsia="Calibri" w:hAnsi="Calibri"/>
+        <w:spacing w:after="140"/>
+      </w:pPr>
+      <w:r>
+        <w:rPr>
+          <w:rFonts w:ascii="Calibri" w:cs="Calibri" w:eastAsia="Calibri" w:hAnsi="Calibri"/>
+          <w:color w:val="000000"/>
           <w:sz w:val="24"/>
           <w:szCs w:val="24"/>
         </w:rPr>
@@ -550,11 +583,12 @@
       <w:pPr>
         <w:keepNext/>
         <w:keepLines/>
-        <w:spacing w:after="160"/>
-      </w:pPr>
-      <w:r>
-        <w:rPr>
-          <w:rFonts w:ascii="Calibri" w:cs="Calibri" w:eastAsia="Calibri" w:hAnsi="Calibri"/>
+        <w:spacing w:after="140"/>
+      </w:pPr>
+      <w:r>
+        <w:rPr>
+          <w:rFonts w:ascii="Calibri" w:cs="Calibri" w:eastAsia="Calibri" w:hAnsi="Calibri"/>
+          <w:color w:val="000000"/>
           <w:sz w:val="24"/>
           <w:szCs w:val="24"/>
         </w:rPr>
@@ -563,9 +597,10 @@
     </w:p>
     <w:p>
       <w:pPr>
-        <w:keepLines/>
-        <w:spacing w:after="160" w:before="80"/>
-        <w:ind w:left="480"/>
+        <w:keepNext w:val="false"/>
+        <w:keepLines/>
+        <w:spacing w:after="140"/>
+        <w:ind w:left="400"/>
       </w:pPr>
       <w:r>
         <w:rPr>
@@ -583,11 +618,12 @@
       <w:pPr>
         <w:keepNext w:val="false"/>
         <w:keepLines/>
-        <w:spacing w:after="160"/>
-      </w:pPr>
-      <w:r>
-        <w:rPr>
-          <w:rFonts w:ascii="Calibri" w:cs="Calibri" w:eastAsia="Calibri" w:hAnsi="Calibri"/>
+        <w:spacing w:after="140"/>
+      </w:pPr>
+      <w:r>
+        <w:rPr>
+          <w:rFonts w:ascii="Calibri" w:cs="Calibri" w:eastAsia="Calibri" w:hAnsi="Calibri"/>
+          <w:color w:val="000000"/>
           <w:sz w:val="24"/>
           <w:szCs w:val="24"/>
         </w:rPr>
@@ -598,11 +634,12 @@
       <w:pPr>
         <w:keepNext w:val="false"/>
         <w:keepLines/>
-        <w:spacing w:after="160"/>
-      </w:pPr>
-      <w:r>
-        <w:rPr>
-          <w:rFonts w:ascii="Calibri" w:cs="Calibri" w:eastAsia="Calibri" w:hAnsi="Calibri"/>
+        <w:spacing w:after="140"/>
+      </w:pPr>
+      <w:r>
+        <w:rPr>
+          <w:rFonts w:ascii="Calibri" w:cs="Calibri" w:eastAsia="Calibri" w:hAnsi="Calibri"/>
+          <w:color w:val="000000"/>
           <w:sz w:val="24"/>
           <w:szCs w:val="24"/>
         </w:rPr>
@@ -613,7 +650,7 @@
       <w:pPr>
         <w:keepNext/>
         <w:keepLines/>
-        <w:spacing w:after="100" w:before="80"/>
+        <w:spacing w:after="80" w:before="60"/>
       </w:pPr>
       <w:r>
         <w:rPr>
@@ -631,11 +668,12 @@
       <w:pPr>
         <w:keepNext w:val="false"/>
         <w:keepLines/>
-        <w:spacing w:after="160"/>
-      </w:pPr>
-      <w:r>
-        <w:rPr>
-          <w:rFonts w:ascii="Calibri" w:cs="Calibri" w:eastAsia="Calibri" w:hAnsi="Calibri"/>
+        <w:spacing w:after="140"/>
+      </w:pPr>
+      <w:r>
+        <w:rPr>
+          <w:rFonts w:ascii="Calibri" w:cs="Calibri" w:eastAsia="Calibri" w:hAnsi="Calibri"/>
+          <w:color w:val="000000"/>
           <w:sz w:val="24"/>
           <w:szCs w:val="24"/>
         </w:rPr>
@@ -646,6 +684,7 @@
           <w:rFonts w:ascii="Calibri" w:cs="Calibri" w:eastAsia="Calibri" w:hAnsi="Calibri"/>
           <w:b/>
           <w:bCs/>
+          <w:color w:val="000000"/>
           <w:sz w:val="24"/>
           <w:szCs w:val="24"/>
         </w:rPr>
@@ -654,6 +693,7 @@
       <w:r>
         <w:rPr>
           <w:rFonts w:ascii="Calibri" w:cs="Calibri" w:eastAsia="Calibri" w:hAnsi="Calibri"/>
+          <w:color w:val="000000"/>
           <w:sz w:val="24"/>
           <w:szCs w:val="24"/>
         </w:rPr>
@@ -664,11 +704,12 @@
       <w:pPr>
         <w:keepNext w:val="false"/>
         <w:keepLines/>
-        <w:spacing w:after="160"/>
-      </w:pPr>
-      <w:r>
-        <w:rPr>
-          <w:rFonts w:ascii="Calibri" w:cs="Calibri" w:eastAsia="Calibri" w:hAnsi="Calibri"/>
+        <w:spacing w:after="140"/>
+      </w:pPr>
+      <w:r>
+        <w:rPr>
+          <w:rFonts w:ascii="Calibri" w:cs="Calibri" w:eastAsia="Calibri" w:hAnsi="Calibri"/>
+          <w:color w:val="000000"/>
           <w:sz w:val="24"/>
           <w:szCs w:val="24"/>
         </w:rPr>
@@ -679,7 +720,7 @@
       <w:pPr>
         <w:keepNext/>
         <w:keepLines/>
-        <w:spacing w:after="100" w:before="80"/>
+        <w:spacing w:after="80" w:before="60"/>
       </w:pPr>
       <w:r>
         <w:rPr>
@@ -697,11 +738,12 @@
       <w:pPr>
         <w:keepNext w:val="false"/>
         <w:keepLines/>
-        <w:spacing w:after="160"/>
-      </w:pPr>
-      <w:r>
-        <w:rPr>
-          <w:rFonts w:ascii="Calibri" w:cs="Calibri" w:eastAsia="Calibri" w:hAnsi="Calibri"/>
+        <w:spacing w:after="140"/>
+      </w:pPr>
+      <w:r>
+        <w:rPr>
+          <w:rFonts w:ascii="Calibri" w:cs="Calibri" w:eastAsia="Calibri" w:hAnsi="Calibri"/>
+          <w:color w:val="000000"/>
           <w:sz w:val="24"/>
           <w:szCs w:val="24"/>
         </w:rPr>
@@ -712,7 +754,7 @@
       <w:pPr>
         <w:keepNext/>
         <w:keepLines/>
-        <w:spacing w:after="100" w:before="80"/>
+        <w:spacing w:after="80" w:before="60"/>
       </w:pPr>
       <w:r>
         <w:rPr>
@@ -730,11 +772,12 @@
       <w:pPr>
         <w:keepNext w:val="false"/>
         <w:keepLines/>
-        <w:spacing w:after="160"/>
-      </w:pPr>
-      <w:r>
-        <w:rPr>
-          <w:rFonts w:ascii="Calibri" w:cs="Calibri" w:eastAsia="Calibri" w:hAnsi="Calibri"/>
+        <w:spacing w:after="140"/>
+      </w:pPr>
+      <w:r>
+        <w:rPr>
+          <w:rFonts w:ascii="Calibri" w:cs="Calibri" w:eastAsia="Calibri" w:hAnsi="Calibri"/>
+          <w:color w:val="000000"/>
           <w:sz w:val="24"/>
           <w:szCs w:val="24"/>
         </w:rPr>
@@ -745,11 +788,12 @@
       <w:pPr>
         <w:keepNext/>
         <w:keepLines/>
-        <w:spacing w:after="160"/>
-      </w:pPr>
-      <w:r>
-        <w:rPr>
-          <w:rFonts w:ascii="Calibri" w:cs="Calibri" w:eastAsia="Calibri" w:hAnsi="Calibri"/>
+        <w:spacing w:after="140"/>
+      </w:pPr>
+      <w:r>
+        <w:rPr>
+          <w:rFonts w:ascii="Calibri" w:cs="Calibri" w:eastAsia="Calibri" w:hAnsi="Calibri"/>
+          <w:color w:val="000000"/>
           <w:sz w:val="24"/>
           <w:szCs w:val="24"/>
         </w:rPr>
@@ -758,9 +802,10 @@
     </w:p>
     <w:p>
       <w:pPr>
-        <w:keepLines/>
-        <w:spacing w:after="160" w:before="80"/>
-        <w:ind w:left="480"/>
+        <w:keepNext w:val="false"/>
+        <w:keepLines/>
+        <w:spacing w:after="140"/>
+        <w:ind w:left="400"/>
       </w:pPr>
       <w:r>
         <w:rPr>
@@ -778,11 +823,12 @@
       <w:pPr>
         <w:keepNext w:val="false"/>
         <w:keepLines/>
-        <w:spacing w:after="160"/>
-      </w:pPr>
-      <w:r>
-        <w:rPr>
-          <w:rFonts w:ascii="Calibri" w:cs="Calibri" w:eastAsia="Calibri" w:hAnsi="Calibri"/>
+        <w:spacing w:after="140"/>
+      </w:pPr>
+      <w:r>
+        <w:rPr>
+          <w:rFonts w:ascii="Calibri" w:cs="Calibri" w:eastAsia="Calibri" w:hAnsi="Calibri"/>
+          <w:color w:val="000000"/>
           <w:sz w:val="24"/>
           <w:szCs w:val="24"/>
         </w:rPr>
@@ -793,11 +839,12 @@
       <w:pPr>
         <w:keepNext w:val="false"/>
         <w:keepLines/>
-        <w:spacing w:after="160"/>
-      </w:pPr>
-      <w:r>
-        <w:rPr>
-          <w:rFonts w:ascii="Calibri" w:cs="Calibri" w:eastAsia="Calibri" w:hAnsi="Calibri"/>
+        <w:spacing w:after="140"/>
+      </w:pPr>
+      <w:r>
+        <w:rPr>
+          <w:rFonts w:ascii="Calibri" w:cs="Calibri" w:eastAsia="Calibri" w:hAnsi="Calibri"/>
+          <w:color w:val="000000"/>
           <w:sz w:val="24"/>
           <w:szCs w:val="24"/>
         </w:rPr>
@@ -808,7 +855,7 @@
       <w:pPr>
         <w:keepNext/>
         <w:keepLines/>
-        <w:spacing w:after="100" w:before="80"/>
+        <w:spacing w:after="80" w:before="60"/>
       </w:pPr>
       <w:r>
         <w:rPr>
@@ -826,11 +873,12 @@
       <w:pPr>
         <w:keepNext w:val="false"/>
         <w:keepLines/>
-        <w:spacing w:after="160"/>
-      </w:pPr>
-      <w:r>
-        <w:rPr>
-          <w:rFonts w:ascii="Calibri" w:cs="Calibri" w:eastAsia="Calibri" w:hAnsi="Calibri"/>
+        <w:spacing w:after="140"/>
+      </w:pPr>
+      <w:r>
+        <w:rPr>
+          <w:rFonts w:ascii="Calibri" w:cs="Calibri" w:eastAsia="Calibri" w:hAnsi="Calibri"/>
+          <w:color w:val="000000"/>
           <w:sz w:val="24"/>
           <w:szCs w:val="24"/>
         </w:rPr>
@@ -841,11 +889,12 @@
       <w:pPr>
         <w:keepNext/>
         <w:keepLines/>
-        <w:spacing w:after="160"/>
-      </w:pPr>
-      <w:r>
-        <w:rPr>
-          <w:rFonts w:ascii="Calibri" w:cs="Calibri" w:eastAsia="Calibri" w:hAnsi="Calibri"/>
+        <w:spacing w:after="140"/>
+      </w:pPr>
+      <w:r>
+        <w:rPr>
+          <w:rFonts w:ascii="Calibri" w:cs="Calibri" w:eastAsia="Calibri" w:hAnsi="Calibri"/>
+          <w:color w:val="000000"/>
           <w:sz w:val="24"/>
           <w:szCs w:val="24"/>
         </w:rPr>
@@ -854,9 +903,10 @@
     </w:p>
     <w:p>
       <w:pPr>
-        <w:keepLines/>
-        <w:spacing w:after="160" w:before="80"/>
-        <w:ind w:left="480"/>
+        <w:keepNext w:val="false"/>
+        <w:keepLines/>
+        <w:spacing w:after="140"/>
+        <w:ind w:left="400"/>
       </w:pPr>
       <w:r>
         <w:rPr>
@@ -874,11 +924,12 @@
       <w:pPr>
         <w:keepNext w:val="false"/>
         <w:keepLines/>
-        <w:spacing w:after="160"/>
-      </w:pPr>
-      <w:r>
-        <w:rPr>
-          <w:rFonts w:ascii="Calibri" w:cs="Calibri" w:eastAsia="Calibri" w:hAnsi="Calibri"/>
+        <w:spacing w:after="140"/>
+      </w:pPr>
+      <w:r>
+        <w:rPr>
+          <w:rFonts w:ascii="Calibri" w:cs="Calibri" w:eastAsia="Calibri" w:hAnsi="Calibri"/>
+          <w:color w:val="000000"/>
           <w:sz w:val="24"/>
           <w:szCs w:val="24"/>
         </w:rPr>
@@ -889,7 +940,7 @@
       <w:pPr>
         <w:keepNext/>
         <w:keepLines/>
-        <w:spacing w:after="100" w:before="80"/>
+        <w:spacing w:after="80" w:before="60"/>
       </w:pPr>
       <w:r>
         <w:rPr>
@@ -907,11 +958,12 @@
       <w:pPr>
         <w:keepNext w:val="false"/>
         <w:keepLines/>
-        <w:spacing w:after="160"/>
-      </w:pPr>
-      <w:r>
-        <w:rPr>
-          <w:rFonts w:ascii="Calibri" w:cs="Calibri" w:eastAsia="Calibri" w:hAnsi="Calibri"/>
+        <w:spacing w:after="140"/>
+      </w:pPr>
+      <w:r>
+        <w:rPr>
+          <w:rFonts w:ascii="Calibri" w:cs="Calibri" w:eastAsia="Calibri" w:hAnsi="Calibri"/>
+          <w:color w:val="000000"/>
           <w:sz w:val="24"/>
           <w:szCs w:val="24"/>
         </w:rPr>
@@ -922,11 +974,12 @@
       <w:pPr>
         <w:keepNext w:val="false"/>
         <w:keepLines/>
-        <w:spacing w:after="160"/>
-      </w:pPr>
-      <w:r>
-        <w:rPr>
-          <w:rFonts w:ascii="Calibri" w:cs="Calibri" w:eastAsia="Calibri" w:hAnsi="Calibri"/>
+        <w:spacing w:after="140"/>
+      </w:pPr>
+      <w:r>
+        <w:rPr>
+          <w:rFonts w:ascii="Calibri" w:cs="Calibri" w:eastAsia="Calibri" w:hAnsi="Calibri"/>
+          <w:color w:val="000000"/>
           <w:sz w:val="24"/>
           <w:szCs w:val="24"/>
         </w:rPr>
@@ -937,11 +990,12 @@
       <w:pPr>
         <w:keepNext/>
         <w:keepLines/>
-        <w:spacing w:after="160"/>
-      </w:pPr>
-      <w:r>
-        <w:rPr>
-          <w:rFonts w:ascii="Calibri" w:cs="Calibri" w:eastAsia="Calibri" w:hAnsi="Calibri"/>
+        <w:spacing w:after="140"/>
+      </w:pPr>
+      <w:r>
+        <w:rPr>
+          <w:rFonts w:ascii="Calibri" w:cs="Calibri" w:eastAsia="Calibri" w:hAnsi="Calibri"/>
+          <w:color w:val="000000"/>
           <w:sz w:val="24"/>
           <w:szCs w:val="24"/>
         </w:rPr>
@@ -950,9 +1004,10 @@
     </w:p>
     <w:p>
       <w:pPr>
-        <w:keepLines/>
-        <w:spacing w:after="160" w:before="80"/>
-        <w:ind w:left="480"/>
+        <w:keepNext w:val="false"/>
+        <w:keepLines/>
+        <w:spacing w:after="140"/>
+        <w:ind w:left="400"/>
       </w:pPr>
       <w:r>
         <w:rPr>
@@ -970,11 +1025,12 @@
       <w:pPr>
         <w:keepNext w:val="false"/>
         <w:keepLines/>
-        <w:spacing w:after="160"/>
-      </w:pPr>
-      <w:r>
-        <w:rPr>
-          <w:rFonts w:ascii="Calibri" w:cs="Calibri" w:eastAsia="Calibri" w:hAnsi="Calibri"/>
+        <w:spacing w:after="140"/>
+      </w:pPr>
+      <w:r>
+        <w:rPr>
+          <w:rFonts w:ascii="Calibri" w:cs="Calibri" w:eastAsia="Calibri" w:hAnsi="Calibri"/>
+          <w:color w:val="000000"/>
           <w:sz w:val="24"/>
           <w:szCs w:val="24"/>
         </w:rPr>
@@ -985,7 +1041,7 @@
       <w:pPr>
         <w:keepNext/>
         <w:keepLines/>
-        <w:spacing w:after="100" w:before="80"/>
+        <w:spacing w:after="80" w:before="60"/>
       </w:pPr>
       <w:r>
         <w:rPr>
@@ -1003,11 +1059,12 @@
       <w:pPr>
         <w:keepNext w:val="false"/>
         <w:keepLines/>
-        <w:spacing w:after="160"/>
-      </w:pPr>
-      <w:r>
-        <w:rPr>
-          <w:rFonts w:ascii="Calibri" w:cs="Calibri" w:eastAsia="Calibri" w:hAnsi="Calibri"/>
+        <w:spacing w:after="140"/>
+      </w:pPr>
+      <w:r>
+        <w:rPr>
+          <w:rFonts w:ascii="Calibri" w:cs="Calibri" w:eastAsia="Calibri" w:hAnsi="Calibri"/>
+          <w:color w:val="000000"/>
           <w:sz w:val="24"/>
           <w:szCs w:val="24"/>
         </w:rPr>
@@ -1018,6 +1075,7 @@
           <w:rFonts w:ascii="Calibri" w:cs="Calibri" w:eastAsia="Calibri" w:hAnsi="Calibri"/>
           <w:b/>
           <w:bCs/>
+          <w:color w:val="000000"/>
           <w:sz w:val="24"/>
           <w:szCs w:val="24"/>
         </w:rPr>
@@ -1026,6 +1084,7 @@
       <w:r>
         <w:rPr>
           <w:rFonts w:ascii="Calibri" w:cs="Calibri" w:eastAsia="Calibri" w:hAnsi="Calibri"/>
+          <w:color w:val="000000"/>
           <w:sz w:val="24"/>
           <w:szCs w:val="24"/>
         </w:rPr>
@@ -1036,11 +1095,12 @@
       <w:pPr>
         <w:keepNext w:val="false"/>
         <w:keepLines/>
-        <w:spacing w:after="160"/>
-      </w:pPr>
-      <w:r>
-        <w:rPr>
-          <w:rFonts w:ascii="Calibri" w:cs="Calibri" w:eastAsia="Calibri" w:hAnsi="Calibri"/>
+        <w:spacing w:after="140"/>
+      </w:pPr>
+      <w:r>
+        <w:rPr>
+          <w:rFonts w:ascii="Calibri" w:cs="Calibri" w:eastAsia="Calibri" w:hAnsi="Calibri"/>
+          <w:color w:val="000000"/>
           <w:sz w:val="24"/>
           <w:szCs w:val="24"/>
         </w:rPr>
@@ -1051,6 +1111,7 @@
           <w:rFonts w:ascii="Calibri" w:cs="Calibri" w:eastAsia="Calibri" w:hAnsi="Calibri"/>
           <w:b/>
           <w:bCs/>
+          <w:color w:val="000000"/>
           <w:sz w:val="24"/>
           <w:szCs w:val="24"/>
         </w:rPr>
@@ -1059,6 +1120,7 @@
       <w:r>
         <w:rPr>
           <w:rFonts w:ascii="Calibri" w:cs="Calibri" w:eastAsia="Calibri" w:hAnsi="Calibri"/>
+          <w:color w:val="000000"/>
           <w:sz w:val="24"/>
           <w:szCs w:val="24"/>
         </w:rPr>
@@ -1069,11 +1131,12 @@
       <w:pPr>
         <w:keepNext w:val="false"/>
         <w:keepLines/>
-        <w:spacing w:after="160"/>
-      </w:pPr>
-      <w:r>
-        <w:rPr>
-          <w:rFonts w:ascii="Calibri" w:cs="Calibri" w:eastAsia="Calibri" w:hAnsi="Calibri"/>
+        <w:spacing w:after="140"/>
+      </w:pPr>
+      <w:r>
+        <w:rPr>
+          <w:rFonts w:ascii="Calibri" w:cs="Calibri" w:eastAsia="Calibri" w:hAnsi="Calibri"/>
+          <w:color w:val="000000"/>
           <w:sz w:val="24"/>
           <w:szCs w:val="24"/>
         </w:rPr>
@@ -1084,6 +1147,7 @@
           <w:rFonts w:ascii="Calibri" w:cs="Calibri" w:eastAsia="Calibri" w:hAnsi="Calibri"/>
           <w:b/>
           <w:bCs/>
+          <w:color w:val="000000"/>
           <w:sz w:val="24"/>
           <w:szCs w:val="24"/>
         </w:rPr>
@@ -1092,6 +1156,7 @@
       <w:r>
         <w:rPr>
           <w:rFonts w:ascii="Calibri" w:cs="Calibri" w:eastAsia="Calibri" w:hAnsi="Calibri"/>
+          <w:color w:val="000000"/>
           <w:sz w:val="24"/>
           <w:szCs w:val="24"/>
         </w:rPr>
@@ -1102,6 +1167,7 @@
           <w:rFonts w:ascii="Calibri" w:cs="Calibri" w:eastAsia="Calibri" w:hAnsi="Calibri"/>
           <w:b/>
           <w:bCs/>
+          <w:color w:val="000000"/>
           <w:sz w:val="24"/>
           <w:szCs w:val="24"/>
         </w:rPr>
@@ -1110,6 +1176,7 @@
       <w:r>
         <w:rPr>
           <w:rFonts w:ascii="Calibri" w:cs="Calibri" w:eastAsia="Calibri" w:hAnsi="Calibri"/>
+          <w:color w:val="000000"/>
           <w:sz w:val="24"/>
           <w:szCs w:val="24"/>
         </w:rPr>
@@ -1120,6 +1187,7 @@
           <w:rFonts w:ascii="Calibri" w:cs="Calibri" w:eastAsia="Calibri" w:hAnsi="Calibri"/>
           <w:b/>
           <w:bCs/>
+          <w:color w:val="000000"/>
           <w:sz w:val="24"/>
           <w:szCs w:val="24"/>
         </w:rPr>
@@ -1128,6 +1196,7 @@
       <w:r>
         <w:rPr>
           <w:rFonts w:ascii="Calibri" w:cs="Calibri" w:eastAsia="Calibri" w:hAnsi="Calibri"/>
+          <w:color w:val="000000"/>
           <w:sz w:val="24"/>
           <w:szCs w:val="24"/>
         </w:rPr>
@@ -1138,7 +1207,7 @@
       <w:pPr>
         <w:keepNext/>
         <w:keepLines/>
-        <w:spacing w:after="100" w:before="80"/>
+        <w:spacing w:after="80" w:before="60"/>
       </w:pPr>
       <w:r>
         <w:rPr>
@@ -1156,11 +1225,12 @@
       <w:pPr>
         <w:keepNext w:val="false"/>
         <w:keepLines/>
-        <w:spacing w:after="160"/>
-      </w:pPr>
-      <w:r>
-        <w:rPr>
-          <w:rFonts w:ascii="Calibri" w:cs="Calibri" w:eastAsia="Calibri" w:hAnsi="Calibri"/>
+        <w:spacing w:after="140"/>
+      </w:pPr>
+      <w:r>
+        <w:rPr>
+          <w:rFonts w:ascii="Calibri" w:cs="Calibri" w:eastAsia="Calibri" w:hAnsi="Calibri"/>
+          <w:color w:val="000000"/>
           <w:sz w:val="24"/>
           <w:szCs w:val="24"/>
         </w:rPr>
@@ -1171,11 +1241,12 @@
       <w:pPr>
         <w:keepNext w:val="false"/>
         <w:keepLines/>
-        <w:spacing w:after="160"/>
-      </w:pPr>
-      <w:r>
-        <w:rPr>
-          <w:rFonts w:ascii="Calibri" w:cs="Calibri" w:eastAsia="Calibri" w:hAnsi="Calibri"/>
+        <w:spacing w:after="140"/>
+      </w:pPr>
+      <w:r>
+        <w:rPr>
+          <w:rFonts w:ascii="Calibri" w:cs="Calibri" w:eastAsia="Calibri" w:hAnsi="Calibri"/>
+          <w:color w:val="000000"/>
           <w:sz w:val="24"/>
           <w:szCs w:val="24"/>
         </w:rPr>
@@ -1186,7 +1257,7 @@
       <w:pPr>
         <w:keepNext/>
         <w:keepLines/>
-        <w:spacing w:after="100" w:before="80"/>
+        <w:spacing w:after="80" w:before="60"/>
       </w:pPr>
       <w:r>
         <w:rPr>
@@ -1204,11 +1275,12 @@
       <w:pPr>
         <w:keepNext w:val="false"/>
         <w:keepLines/>
-        <w:spacing w:after="160"/>
-      </w:pPr>
-      <w:r>
-        <w:rPr>
-          <w:rFonts w:ascii="Calibri" w:cs="Calibri" w:eastAsia="Calibri" w:hAnsi="Calibri"/>
+        <w:spacing w:after="140"/>
+      </w:pPr>
+      <w:r>
+        <w:rPr>
+          <w:rFonts w:ascii="Calibri" w:cs="Calibri" w:eastAsia="Calibri" w:hAnsi="Calibri"/>
+          <w:color w:val="000000"/>
           <w:sz w:val="24"/>
           <w:szCs w:val="24"/>
         </w:rPr>
@@ -1219,7 +1291,7 @@
       <w:pPr>
         <w:keepNext/>
         <w:keepLines/>
-        <w:spacing w:after="100" w:before="80"/>
+        <w:spacing w:after="80" w:before="60"/>
       </w:pPr>
       <w:r>
         <w:rPr>
@@ -1237,11 +1309,30 @@
       <w:pPr>
         <w:keepNext/>
         <w:keepLines/>
-        <w:spacing w:after="160"/>
-      </w:pPr>
-      <w:r>
-        <w:rPr>
-          <w:rFonts w:ascii="Calibri" w:cs="Calibri" w:eastAsia="Calibri" w:hAnsi="Calibri"/>
+        <w:spacing w:after="80" w:before="60"/>
+      </w:pPr>
+      <w:r>
+        <w:rPr>
+          <w:rFonts w:ascii="Calibri" w:cs="Calibri" w:eastAsia="Calibri" w:hAnsi="Calibri"/>
+          <w:b/>
+          <w:bCs/>
+          <w:color w:val="9C4221"/>
+          <w:sz w:val="19"/>
+          <w:szCs w:val="19"/>
+        </w:rPr>
+        <w:t xml:space="preserve">{OLHAR}</w:t>
+      </w:r>
+    </w:p>
+    <w:p>
+      <w:pPr>
+        <w:keepNext/>
+        <w:keepLines/>
+        <w:spacing w:after="140"/>
+      </w:pPr>
+      <w:r>
+        <w:rPr>
+          <w:rFonts w:ascii="Calibri" w:cs="Calibri" w:eastAsia="Calibri" w:hAnsi="Calibri"/>
+          <w:color w:val="000000"/>
           <w:sz w:val="24"/>
           <w:szCs w:val="24"/>
         </w:rPr>
@@ -1250,9 +1341,10 @@
     </w:p>
     <w:p>
       <w:pPr>
-        <w:keepLines/>
-        <w:spacing w:after="160" w:before="80"/>
-        <w:ind w:left="480"/>
+        <w:keepNext w:val="false"/>
+        <w:keepLines/>
+        <w:spacing w:after="140"/>
+        <w:ind w:left="400"/>
       </w:pPr>
       <w:r>
         <w:rPr>
@@ -1270,7 +1362,7 @@
       <w:pPr>
         <w:keepNext/>
         <w:keepLines/>
-        <w:spacing w:after="100" w:before="80"/>
+        <w:spacing w:after="80" w:before="60"/>
       </w:pPr>
       <w:r>
         <w:rPr>
@@ -1288,11 +1380,12 @@
       <w:pPr>
         <w:keepNext w:val="false"/>
         <w:keepLines/>
-        <w:spacing w:after="160"/>
-      </w:pPr>
-      <w:r>
-        <w:rPr>
-          <w:rFonts w:ascii="Calibri" w:cs="Calibri" w:eastAsia="Calibri" w:hAnsi="Calibri"/>
+        <w:spacing w:after="140"/>
+      </w:pPr>
+      <w:r>
+        <w:rPr>
+          <w:rFonts w:ascii="Calibri" w:cs="Calibri" w:eastAsia="Calibri" w:hAnsi="Calibri"/>
+          <w:color w:val="000000"/>
           <w:sz w:val="24"/>
           <w:szCs w:val="24"/>
         </w:rPr>
@@ -1303,7 +1396,7 @@
       <w:pPr>
         <w:keepNext/>
         <w:keepLines/>
-        <w:spacing w:after="100" w:before="80"/>
+        <w:spacing w:after="80" w:before="60"/>
       </w:pPr>
       <w:r>
         <w:rPr>
@@ -1321,11 +1414,12 @@
       <w:pPr>
         <w:keepNext w:val="false"/>
         <w:keepLines/>
-        <w:spacing w:after="160"/>
-      </w:pPr>
-      <w:r>
-        <w:rPr>
-          <w:rFonts w:ascii="Calibri" w:cs="Calibri" w:eastAsia="Calibri" w:hAnsi="Calibri"/>
+        <w:spacing w:after="140"/>
+      </w:pPr>
+      <w:r>
+        <w:rPr>
+          <w:rFonts w:ascii="Calibri" w:cs="Calibri" w:eastAsia="Calibri" w:hAnsi="Calibri"/>
+          <w:color w:val="000000"/>
           <w:sz w:val="24"/>
           <w:szCs w:val="24"/>
         </w:rPr>
@@ -1336,7 +1430,7 @@
       <w:pPr>
         <w:keepNext/>
         <w:keepLines/>
-        <w:spacing w:after="100" w:before="80"/>
+        <w:spacing w:after="80" w:before="60"/>
       </w:pPr>
       <w:r>
         <w:rPr>
@@ -1354,11 +1448,12 @@
       <w:pPr>
         <w:keepNext w:val="false"/>
         <w:keepLines/>
-        <w:spacing w:after="160"/>
-      </w:pPr>
-      <w:r>
-        <w:rPr>
-          <w:rFonts w:ascii="Calibri" w:cs="Calibri" w:eastAsia="Calibri" w:hAnsi="Calibri"/>
+        <w:spacing w:after="140"/>
+      </w:pPr>
+      <w:r>
+        <w:rPr>
+          <w:rFonts w:ascii="Calibri" w:cs="Calibri" w:eastAsia="Calibri" w:hAnsi="Calibri"/>
+          <w:color w:val="000000"/>
           <w:sz w:val="24"/>
           <w:szCs w:val="24"/>
         </w:rPr>
@@ -1369,11 +1464,12 @@
       <w:pPr>
         <w:keepNext w:val="false"/>
         <w:keepLines/>
-        <w:spacing w:after="160"/>
-      </w:pPr>
-      <w:r>
-        <w:rPr>
-          <w:rFonts w:ascii="Calibri" w:cs="Calibri" w:eastAsia="Calibri" w:hAnsi="Calibri"/>
+        <w:spacing w:after="140"/>
+      </w:pPr>
+      <w:r>
+        <w:rPr>
+          <w:rFonts w:ascii="Calibri" w:cs="Calibri" w:eastAsia="Calibri" w:hAnsi="Calibri"/>
+          <w:color w:val="000000"/>
           <w:sz w:val="24"/>
           <w:szCs w:val="24"/>
         </w:rPr>
@@ -1384,6 +1480,7 @@
           <w:rFonts w:ascii="Calibri" w:cs="Calibri" w:eastAsia="Calibri" w:hAnsi="Calibri"/>
           <w:b/>
           <w:bCs/>
+          <w:color w:val="000000"/>
           <w:sz w:val="24"/>
           <w:szCs w:val="24"/>
         </w:rPr>
@@ -1392,6 +1489,7 @@
       <w:r>
         <w:rPr>
           <w:rFonts w:ascii="Calibri" w:cs="Calibri" w:eastAsia="Calibri" w:hAnsi="Calibri"/>
+          <w:color w:val="000000"/>
           <w:sz w:val="24"/>
           <w:szCs w:val="24"/>
         </w:rPr>
@@ -1402,11 +1500,12 @@
       <w:pPr>
         <w:keepNext w:val="false"/>
         <w:keepLines/>
-        <w:spacing w:after="160"/>
-      </w:pPr>
-      <w:r>
-        <w:rPr>
-          <w:rFonts w:ascii="Calibri" w:cs="Calibri" w:eastAsia="Calibri" w:hAnsi="Calibri"/>
+        <w:spacing w:after="140"/>
+      </w:pPr>
+      <w:r>
+        <w:rPr>
+          <w:rFonts w:ascii="Calibri" w:cs="Calibri" w:eastAsia="Calibri" w:hAnsi="Calibri"/>
+          <w:color w:val="000000"/>
           <w:sz w:val="24"/>
           <w:szCs w:val="24"/>
         </w:rPr>
@@ -1417,11 +1516,12 @@
       <w:pPr>
         <w:keepNext w:val="false"/>
         <w:keepLines/>
-        <w:spacing w:after="160"/>
-      </w:pPr>
-      <w:r>
-        <w:rPr>
-          <w:rFonts w:ascii="Calibri" w:cs="Calibri" w:eastAsia="Calibri" w:hAnsi="Calibri"/>
+        <w:spacing w:after="140"/>
+      </w:pPr>
+      <w:r>
+        <w:rPr>
+          <w:rFonts w:ascii="Calibri" w:cs="Calibri" w:eastAsia="Calibri" w:hAnsi="Calibri"/>
+          <w:color w:val="000000"/>
           <w:sz w:val="24"/>
           <w:szCs w:val="24"/>
         </w:rPr>
@@ -1432,11 +1532,12 @@
       <w:pPr>
         <w:keepNext w:val="false"/>
         <w:keepLines/>
-        <w:spacing w:after="160"/>
-      </w:pPr>
-      <w:r>
-        <w:rPr>
-          <w:rFonts w:ascii="Calibri" w:cs="Calibri" w:eastAsia="Calibri" w:hAnsi="Calibri"/>
+        <w:spacing w:after="140"/>
+      </w:pPr>
+      <w:r>
+        <w:rPr>
+          <w:rFonts w:ascii="Calibri" w:cs="Calibri" w:eastAsia="Calibri" w:hAnsi="Calibri"/>
+          <w:color w:val="000000"/>
           <w:sz w:val="24"/>
           <w:szCs w:val="24"/>
         </w:rPr>
@@ -1447,7 +1548,7 @@
       <w:pPr>
         <w:keepNext/>
         <w:keepLines/>
-        <w:spacing w:after="100" w:before="80"/>
+        <w:spacing w:after="80" w:before="60"/>
       </w:pPr>
       <w:r>
         <w:rPr>
@@ -1465,26 +1566,28 @@
       <w:pPr>
         <w:keepNext w:val="false"/>
         <w:keepLines/>
-        <w:spacing w:after="160"/>
-      </w:pPr>
-      <w:r>
-        <w:rPr>
-          <w:rFonts w:ascii="Calibri" w:cs="Calibri" w:eastAsia="Calibri" w:hAnsi="Calibri"/>
-          <w:sz w:val="24"/>
-          <w:szCs w:val="24"/>
-        </w:rPr>
-        <w:t xml:space="preserve">Por fim, chamou atenção que os participantes utilizaram espontaneamente palavras como “vício” e “dependência”.</w:t>
-      </w:r>
-    </w:p>
-    <w:p>
-      <w:pPr>
-        <w:keepNext w:val="false"/>
-        <w:keepLines/>
-        <w:spacing w:after="160"/>
-      </w:pPr>
-      <w:r>
-        <w:rPr>
-          <w:rFonts w:ascii="Calibri" w:cs="Calibri" w:eastAsia="Calibri" w:hAnsi="Calibri"/>
+        <w:spacing w:after="140"/>
+      </w:pPr>
+      <w:r>
+        <w:rPr>
+          <w:rFonts w:ascii="Calibri" w:cs="Calibri" w:eastAsia="Calibri" w:hAnsi="Calibri"/>
+          <w:color w:val="000000"/>
+          <w:sz w:val="24"/>
+          <w:szCs w:val="24"/>
+        </w:rPr>
+        <w:t xml:space="preserve">Por fim, chamou atenção o fato de os próprios participantes utilizarem palavras como “vício” e “dependência”.</w:t>
+      </w:r>
+    </w:p>
+    <w:p>
+      <w:pPr>
+        <w:keepNext w:val="false"/>
+        <w:keepLines/>
+        <w:spacing w:after="140"/>
+      </w:pPr>
+      <w:r>
+        <w:rPr>
+          <w:rFonts w:ascii="Calibri" w:cs="Calibri" w:eastAsia="Calibri" w:hAnsi="Calibri"/>
+          <w:color w:val="000000"/>
           <w:sz w:val="24"/>
           <w:szCs w:val="24"/>
         </w:rPr>
@@ -1495,7 +1598,7 @@
       <w:pPr>
         <w:keepNext/>
         <w:keepLines/>
-        <w:spacing w:after="100" w:before="80"/>
+        <w:spacing w:after="80" w:before="60"/>
       </w:pPr>
       <w:r>
         <w:rPr>
@@ -1513,11 +1616,12 @@
       <w:pPr>
         <w:keepNext w:val="false"/>
         <w:keepLines/>
-        <w:spacing w:after="160"/>
-      </w:pPr>
-      <w:r>
-        <w:rPr>
-          <w:rFonts w:ascii="Calibri" w:cs="Calibri" w:eastAsia="Calibri" w:hAnsi="Calibri"/>
+        <w:spacing w:after="140"/>
+      </w:pPr>
+      <w:r>
+        <w:rPr>
+          <w:rFonts w:ascii="Calibri" w:cs="Calibri" w:eastAsia="Calibri" w:hAnsi="Calibri"/>
+          <w:color w:val="000000"/>
           <w:sz w:val="24"/>
           <w:szCs w:val="24"/>
         </w:rPr>
@@ -1526,9 +1630,10 @@
     </w:p>
     <w:p>
       <w:pPr>
-        <w:keepLines/>
-        <w:spacing w:after="160" w:before="80"/>
-        <w:ind w:left="480"/>
+        <w:keepNext w:val="false"/>
+        <w:keepLines/>
+        <w:spacing w:after="140"/>
+        <w:ind w:left="400"/>
       </w:pPr>
       <w:r>
         <w:rPr>
@@ -1546,7 +1651,7 @@
       <w:pPr>
         <w:keepNext/>
         <w:keepLines/>
-        <w:spacing w:after="100" w:before="80"/>
+        <w:spacing w:after="80" w:before="60"/>
       </w:pPr>
       <w:r>
         <w:rPr>
@@ -1564,11 +1669,12 @@
       <w:pPr>
         <w:keepNext w:val="false"/>
         <w:keepLines/>
-        <w:spacing w:after="160"/>
-      </w:pPr>
-      <w:r>
-        <w:rPr>
-          <w:rFonts w:ascii="Calibri" w:cs="Calibri" w:eastAsia="Calibri" w:hAnsi="Calibri"/>
+        <w:spacing w:after="140"/>
+      </w:pPr>
+      <w:r>
+        <w:rPr>
+          <w:rFonts w:ascii="Calibri" w:cs="Calibri" w:eastAsia="Calibri" w:hAnsi="Calibri"/>
+          <w:color w:val="000000"/>
           <w:sz w:val="24"/>
           <w:szCs w:val="24"/>
         </w:rPr>
@@ -1576,15 +1682,10 @@
       </w:r>
     </w:p>
     <w:p>
-      <w:r>
-        <w:br w:type="page"/>
-      </w:r>
-    </w:p>
-    <w:p>
-      <w:pPr>
-        <w:keepNext/>
-        <w:keepLines/>
-        <w:spacing w:after="100" w:before="80"/>
+      <w:pPr>
+        <w:keepNext/>
+        <w:keepLines/>
+        <w:spacing w:after="80" w:before="60"/>
       </w:pPr>
       <w:r>
         <w:rPr>
@@ -1600,13 +1701,14 @@
     </w:p>
     <w:p>
       <w:pPr>
-        <w:keepNext w:val="false"/>
-        <w:keepLines/>
-        <w:spacing w:after="160"/>
-      </w:pPr>
-      <w:r>
-        <w:rPr>
-          <w:rFonts w:ascii="Calibri" w:cs="Calibri" w:eastAsia="Calibri" w:hAnsi="Calibri"/>
+        <w:keepNext/>
+        <w:keepLines/>
+        <w:spacing w:after="140"/>
+      </w:pPr>
+      <w:r>
+        <w:rPr>
+          <w:rFonts w:ascii="Calibri" w:cs="Calibri" w:eastAsia="Calibri" w:hAnsi="Calibri"/>
+          <w:color w:val="000000"/>
           <w:sz w:val="24"/>
           <w:szCs w:val="24"/>
         </w:rPr>
@@ -1617,7 +1719,7 @@
       <w:pPr>
         <w:keepNext/>
         <w:keepLines/>
-        <w:spacing w:after="100" w:before="80"/>
+        <w:spacing w:after="80" w:before="60"/>
       </w:pPr>
       <w:r>
         <w:rPr>
@@ -1633,13 +1735,14 @@
     </w:p>
     <w:p>
       <w:pPr>
-        <w:keepNext w:val="false"/>
-        <w:keepLines/>
-        <w:spacing w:after="160"/>
-      </w:pPr>
-      <w:r>
-        <w:rPr>
-          <w:rFonts w:ascii="Calibri" w:cs="Calibri" w:eastAsia="Calibri" w:hAnsi="Calibri"/>
+        <w:keepNext/>
+        <w:keepLines/>
+        <w:spacing w:after="140"/>
+      </w:pPr>
+      <w:r>
+        <w:rPr>
+          <w:rFonts w:ascii="Calibri" w:cs="Calibri" w:eastAsia="Calibri" w:hAnsi="Calibri"/>
+          <w:color w:val="000000"/>
           <w:sz w:val="24"/>
           <w:szCs w:val="24"/>
         </w:rPr>
@@ -1650,6 +1753,7 @@
           <w:rFonts w:ascii="Calibri" w:cs="Calibri" w:eastAsia="Calibri" w:hAnsi="Calibri"/>
           <w:b/>
           <w:bCs/>
+          <w:color w:val="000000"/>
           <w:sz w:val="24"/>
           <w:szCs w:val="24"/>
         </w:rPr>
@@ -1658,6 +1762,7 @@
       <w:r>
         <w:rPr>
           <w:rFonts w:ascii="Calibri" w:cs="Calibri" w:eastAsia="Calibri" w:hAnsi="Calibri"/>
+          <w:color w:val="000000"/>
           <w:sz w:val="24"/>
           <w:szCs w:val="24"/>
         </w:rPr>
@@ -1668,6 +1773,7 @@
           <w:rFonts w:ascii="Calibri" w:cs="Calibri" w:eastAsia="Calibri" w:hAnsi="Calibri"/>
           <w:b/>
           <w:bCs/>
+          <w:color w:val="000000"/>
           <w:sz w:val="24"/>
           <w:szCs w:val="24"/>
         </w:rPr>
@@ -1676,6 +1782,7 @@
       <w:r>
         <w:rPr>
           <w:rFonts w:ascii="Calibri" w:cs="Calibri" w:eastAsia="Calibri" w:hAnsi="Calibri"/>
+          <w:color w:val="000000"/>
           <w:sz w:val="24"/>
           <w:szCs w:val="24"/>
         </w:rPr>
@@ -1686,7 +1793,7 @@
       <w:pPr>
         <w:keepNext/>
         <w:keepLines/>
-        <w:spacing w:after="100" w:before="80"/>
+        <w:spacing w:after="80" w:before="60"/>
       </w:pPr>
       <w:r>
         <w:rPr>
@@ -1702,13 +1809,14 @@
     </w:p>
     <w:p>
       <w:pPr>
-        <w:keepNext w:val="false"/>
-        <w:keepLines/>
-        <w:spacing w:after="160"/>
-      </w:pPr>
-      <w:r>
-        <w:rPr>
-          <w:rFonts w:ascii="Calibri" w:cs="Calibri" w:eastAsia="Calibri" w:hAnsi="Calibri"/>
+        <w:keepNext/>
+        <w:keepLines/>
+        <w:spacing w:after="140"/>
+      </w:pPr>
+      <w:r>
+        <w:rPr>
+          <w:rFonts w:ascii="Calibri" w:cs="Calibri" w:eastAsia="Calibri" w:hAnsi="Calibri"/>
+          <w:color w:val="000000"/>
           <w:sz w:val="24"/>
           <w:szCs w:val="24"/>
         </w:rPr>
@@ -1719,11 +1827,12 @@
       <w:pPr>
         <w:keepNext/>
         <w:keepLines/>
-        <w:spacing w:after="160"/>
-      </w:pPr>
-      <w:r>
-        <w:rPr>
-          <w:rFonts w:ascii="Calibri" w:cs="Calibri" w:eastAsia="Calibri" w:hAnsi="Calibri"/>
+        <w:spacing w:after="140"/>
+      </w:pPr>
+      <w:r>
+        <w:rPr>
+          <w:rFonts w:ascii="Calibri" w:cs="Calibri" w:eastAsia="Calibri" w:hAnsi="Calibri"/>
+          <w:color w:val="000000"/>
           <w:sz w:val="24"/>
           <w:szCs w:val="24"/>
         </w:rPr>
@@ -1732,15 +1841,16 @@
     </w:p>
     <w:p>
       <w:pPr>
-        <w:keepNext w:val="false"/>
-        <w:keepLines/>
-        <w:spacing w:after="160"/>
-      </w:pPr>
-      <w:r>
-        <w:rPr>
-          <w:rFonts w:ascii="Calibri" w:cs="Calibri" w:eastAsia="Calibri" w:hAnsi="Calibri"/>
-          <w:b/>
-          <w:bCs/>
+        <w:keepNext/>
+        <w:keepLines/>
+        <w:spacing w:after="140"/>
+      </w:pPr>
+      <w:r>
+        <w:rPr>
+          <w:rFonts w:ascii="Calibri" w:cs="Calibri" w:eastAsia="Calibri" w:hAnsi="Calibri"/>
+          <w:b/>
+          <w:bCs/>
+          <w:color w:val="000000"/>
           <w:sz w:val="24"/>
           <w:szCs w:val="24"/>
         </w:rPr>
@@ -1751,7 +1861,7 @@
       <w:pPr>
         <w:keepNext/>
         <w:keepLines/>
-        <w:spacing w:after="100" w:before="80"/>
+        <w:spacing w:after="80" w:before="60"/>
       </w:pPr>
       <w:r>
         <w:rPr>
